--- a/FYP_Attributes_Parameters.docx
+++ b/FYP_Attributes_Parameters.docx
@@ -6269,7 +6269,7 @@
         <w:spacing w:after="140" w:line="300"/>
       </w:pPr>
       <w:r>
-        <w:t xml:space="preserve">There is no precomputed hypotension column anywhere in VitalDB. The label is derived in the preprocessing pipeline from the single attribute Solar8000/ART_MBP (or its fallback). The exact definition is a methodological choice, and the project's choice — MAP &lt; 65 for ≥ 60 seconds — is consistent with the bulk of the supervised learning literature (Hatib 2018, Lee 2021, Choe 2024) and with the systematic-review evidence from Walsh 2013 and Salmasi 2017.</w:t>
+        <w:t>There is no precomputed hypotension column anywhere in VitalDB. The label is derived in the preprocessing pipeline from the single attribute Solar8000/ART_MBP (or its fallback). The exact definition is a methodological choice, and the project's choice — MAP &lt; 65 for ≥ 60 seconds — is consistent with the bulk of the supervised learning literature (Hatib 2018, Lee 2021, Jeong 2024) and with the systematic-review evidence from Walsh 2013 and Salmasi 2017.</w:t>
       </w:r>
     </w:p>
     <w:p>
